--- a/02_prepare_area_data.docx
+++ b/02_prepare_area_data.docx
@@ -299,7 +299,7 @@
                     <w:jc w:val="center"/>
                   </w:pPr>
                   <w:r>
-                    <w:t xml:space="preserve">13071015</w:t>
+                    <w:t xml:space="preserve">03351007</w:t>
                   </w:r>
                 </w:p>
               </w:tc>
@@ -312,7 +312,7 @@
                     <w:jc w:val="center"/>
                   </w:pPr>
                   <w:r>
-                    <w:t xml:space="preserve">Bredenfelde</w:t>
+                    <w:t xml:space="preserve">Eicklingen</w:t>
                   </w:r>
                 </w:p>
               </w:tc>
@@ -338,20 +338,20 @@
                     <w:jc w:val="center"/>
                   </w:pPr>
                   <w:r>
-                    <w:t xml:space="preserve">187</w:t>
-                  </w:r>
-                </w:p>
-              </w:tc>
-              <w:tc>
-                <w:tcPr/>
-                <w:p>
-                  <w:pPr>
-                    <w:pStyle w:val="Compact"/>
-                    <w:jc w:val="right"/>
-                    <w:jc w:val="center"/>
-                  </w:pPr>
-                  <w:r>
-                    <w:t xml:space="preserve">859</w:t>
+                    <w:t xml:space="preserve">3353</w:t>
+                  </w:r>
+                </w:p>
+              </w:tc>
+              <w:tc>
+                <w:tcPr/>
+                <w:p>
+                  <w:pPr>
+                    <w:pStyle w:val="Compact"/>
+                    <w:jc w:val="right"/>
+                    <w:jc w:val="center"/>
+                  </w:pPr>
+                  <w:r>
+                    <w:t xml:space="preserve">2289</w:t>
                   </w:r>
                 </w:p>
               </w:tc>
@@ -403,20 +403,20 @@
                     <w:jc w:val="center"/>
                   </w:pPr>
                   <w:r>
-                    <w:t xml:space="preserve">18.47278</w:t>
-                  </w:r>
-                </w:p>
-              </w:tc>
-              <w:tc>
-                <w:tcPr/>
-                <w:p>
-                  <w:pPr>
-                    <w:pStyle w:val="Compact"/>
-                    <w:jc w:val="right"/>
-                    <w:jc w:val="center"/>
-                  </w:pPr>
-                  <w:r>
-                    <w:t xml:space="preserve">156.0925</w:t>
+                    <w:t xml:space="preserve">331.2259</w:t>
+                  </w:r>
+                </w:p>
+              </w:tc>
+              <w:tc>
+                <w:tcPr/>
+                <w:p>
+                  <w:pPr>
+                    <w:pStyle w:val="Compact"/>
+                    <w:jc w:val="right"/>
+                    <w:jc w:val="center"/>
+                  </w:pPr>
+                  <w:r>
+                    <w:t xml:space="preserve">2798.813</w:t>
                   </w:r>
                 </w:p>
               </w:tc>
@@ -431,7 +431,7 @@
                     <w:jc w:val="center"/>
                   </w:pPr>
                   <w:r>
-                    <w:t xml:space="preserve">03251017</w:t>
+                    <w:t xml:space="preserve">16069043</w:t>
                   </w:r>
                 </w:p>
               </w:tc>
@@ -444,7 +444,7 @@
                     <w:jc w:val="center"/>
                   </w:pPr>
                   <w:r>
-                    <w:t xml:space="preserve">Eydelstedt</w:t>
+                    <w:t xml:space="preserve">Schleusingen, Stadt</w:t>
                   </w:r>
                 </w:p>
               </w:tc>
@@ -457,33 +457,33 @@
                     <w:jc w:val="center"/>
                   </w:pPr>
                   <w:r>
-                    <w:t xml:space="preserve">Kreisangehörige Gemeinde</w:t>
-                  </w:r>
-                </w:p>
-              </w:tc>
-              <w:tc>
-                <w:tcPr/>
-                <w:p>
-                  <w:pPr>
-                    <w:pStyle w:val="Compact"/>
-                    <w:jc w:val="right"/>
-                    <w:jc w:val="center"/>
-                  </w:pPr>
-                  <w:r>
-                    <w:t xml:space="preserve">1819</w:t>
-                  </w:r>
-                </w:p>
-              </w:tc>
-              <w:tc>
-                <w:tcPr/>
-                <w:p>
-                  <w:pPr>
-                    <w:pStyle w:val="Compact"/>
-                    <w:jc w:val="right"/>
-                    <w:jc w:val="center"/>
-                  </w:pPr>
-                  <w:r>
-                    <w:t xml:space="preserve">7623</w:t>
+                    <w:t xml:space="preserve">Stadt</w:t>
+                  </w:r>
+                </w:p>
+              </w:tc>
+              <w:tc>
+                <w:tcPr/>
+                <w:p>
+                  <w:pPr>
+                    <w:pStyle w:val="Compact"/>
+                    <w:jc w:val="right"/>
+                    <w:jc w:val="center"/>
+                  </w:pPr>
+                  <w:r>
+                    <w:t xml:space="preserve">10656</w:t>
+                  </w:r>
+                </w:p>
+              </w:tc>
+              <w:tc>
+                <w:tcPr/>
+                <w:p>
+                  <w:pPr>
+                    <w:pStyle w:val="Compact"/>
+                    <w:jc w:val="right"/>
+                    <w:jc w:val="center"/>
+                  </w:pPr>
+                  <w:r>
+                    <w:t xml:space="preserve">12559</w:t>
                   </w:r>
                 </w:p>
               </w:tc>
@@ -535,20 +535,20 @@
                     <w:jc w:val="center"/>
                   </w:pPr>
                   <w:r>
-                    <w:t xml:space="preserve">179.68981</w:t>
-                  </w:r>
-                </w:p>
-              </w:tc>
-              <w:tc>
-                <w:tcPr/>
-                <w:p>
-                  <w:pPr>
-                    <w:pStyle w:val="Compact"/>
-                    <w:jc w:val="right"/>
-                    <w:jc w:val="center"/>
-                  </w:pPr>
-                  <w:r>
-                    <w:t xml:space="preserve">1518.3539</w:t>
+                    <w:t xml:space="preserve">1052.6524</w:t>
+                  </w:r>
+                </w:p>
+              </w:tc>
+              <w:tc>
+                <w:tcPr/>
+                <w:p>
+                  <w:pPr>
+                    <w:pStyle w:val="Compact"/>
+                    <w:jc w:val="right"/>
+                    <w:jc w:val="center"/>
+                  </w:pPr>
+                  <w:r>
+                    <w:t xml:space="preserve">8894.766</w:t>
                   </w:r>
                 </w:p>
               </w:tc>
@@ -563,7 +563,7 @@
                     <w:jc w:val="center"/>
                   </w:pPr>
                   <w:r>
-                    <w:t xml:space="preserve">07332042</w:t>
+                    <w:t xml:space="preserve">05970040</w:t>
                   </w:r>
                 </w:p>
               </w:tc>
@@ -576,7 +576,7 @@
                     <w:jc w:val="center"/>
                   </w:pPr>
                   <w:r>
-                    <w:t xml:space="preserve">Quirnheim</w:t>
+                    <w:t xml:space="preserve">Siegen, Universitätsstadt</w:t>
                   </w:r>
                 </w:p>
               </w:tc>
@@ -589,33 +589,33 @@
                     <w:jc w:val="center"/>
                   </w:pPr>
                   <w:r>
-                    <w:t xml:space="preserve">Kreisangehörige Gemeinde</w:t>
-                  </w:r>
-                </w:p>
-              </w:tc>
-              <w:tc>
-                <w:tcPr/>
-                <w:p>
-                  <w:pPr>
-                    <w:pStyle w:val="Compact"/>
-                    <w:jc w:val="right"/>
-                    <w:jc w:val="center"/>
-                  </w:pPr>
-                  <w:r>
-                    <w:t xml:space="preserve">793</w:t>
-                  </w:r>
-                </w:p>
-              </w:tc>
-              <w:tc>
-                <w:tcPr/>
-                <w:p>
-                  <w:pPr>
-                    <w:pStyle w:val="Compact"/>
-                    <w:jc w:val="right"/>
-                    <w:jc w:val="center"/>
-                  </w:pPr>
-                  <w:r>
-                    <w:t xml:space="preserve">445</w:t>
+                    <w:t xml:space="preserve">Stadt</w:t>
+                  </w:r>
+                </w:p>
+              </w:tc>
+              <w:tc>
+                <w:tcPr/>
+                <w:p>
+                  <w:pPr>
+                    <w:pStyle w:val="Compact"/>
+                    <w:jc w:val="right"/>
+                    <w:jc w:val="center"/>
+                  </w:pPr>
+                  <w:r>
+                    <w:t xml:space="preserve">101516</w:t>
+                  </w:r>
+                </w:p>
+              </w:tc>
+              <w:tc>
+                <w:tcPr/>
+                <w:p>
+                  <w:pPr>
+                    <w:pStyle w:val="Compact"/>
+                    <w:jc w:val="right"/>
+                    <w:jc w:val="center"/>
+                  </w:pPr>
+                  <w:r>
+                    <w:t xml:space="preserve">11469</w:t>
                   </w:r>
                 </w:p>
               </w:tc>
@@ -667,20 +667,20 @@
                     <w:jc w:val="center"/>
                   </w:pPr>
                   <w:r>
-                    <w:t xml:space="preserve">78.33646</w:t>
-                  </w:r>
-                </w:p>
-              </w:tc>
-              <w:tc>
-                <w:tcPr/>
-                <w:p>
-                  <w:pPr>
-                    <w:pStyle w:val="Compact"/>
-                    <w:jc w:val="right"/>
-                    <w:jc w:val="center"/>
-                  </w:pPr>
-                  <w:r>
-                    <w:t xml:space="preserve">661.9322</w:t>
+                    <w:t xml:space="preserve">10028.2523</w:t>
+                  </w:r>
+                </w:p>
+              </w:tc>
+              <w:tc>
+                <w:tcPr/>
+                <w:p>
+                  <w:pPr>
+                    <w:pStyle w:val="Compact"/>
+                    <w:jc w:val="right"/>
+                    <w:jc w:val="center"/>
+                  </w:pPr>
+                  <w:r>
+                    <w:t xml:space="preserve">84737.337</w:t>
                   </w:r>
                 </w:p>
               </w:tc>
@@ -695,7 +695,7 @@
                     <w:jc w:val="center"/>
                   </w:pPr>
                   <w:r>
-                    <w:t xml:space="preserve">07133093</w:t>
+                    <w:t xml:space="preserve">14627020</w:t>
                   </w:r>
                 </w:p>
               </w:tc>
@@ -708,7 +708,7 @@
                     <w:jc w:val="center"/>
                   </w:pPr>
                   <w:r>
-                    <w:t xml:space="preserve">Schweppenhausen</w:t>
+                    <w:t xml:space="preserve">Diera-Zehren</w:t>
                   </w:r>
                 </w:p>
               </w:tc>
@@ -734,20 +734,20 @@
                     <w:jc w:val="center"/>
                   </w:pPr>
                   <w:r>
-                    <w:t xml:space="preserve">893</w:t>
-                  </w:r>
-                </w:p>
-              </w:tc>
-              <w:tc>
-                <w:tcPr/>
-                <w:p>
-                  <w:pPr>
-                    <w:pStyle w:val="Compact"/>
-                    <w:jc w:val="right"/>
-                    <w:jc w:val="center"/>
-                  </w:pPr>
-                  <w:r>
-                    <w:t xml:space="preserve">305</w:t>
+                    <w:t xml:space="preserve">3216</w:t>
+                  </w:r>
+                </w:p>
+              </w:tc>
+              <w:tc>
+                <w:tcPr/>
+                <w:p>
+                  <w:pPr>
+                    <w:pStyle w:val="Compact"/>
+                    <w:jc w:val="right"/>
+                    <w:jc w:val="center"/>
+                  </w:pPr>
+                  <w:r>
+                    <w:t xml:space="preserve">4321</w:t>
                   </w:r>
                 </w:p>
               </w:tc>
@@ -799,20 +799,20 @@
                     <w:jc w:val="center"/>
                   </w:pPr>
                   <w:r>
-                    <w:t xml:space="preserve">88.21495</w:t>
-                  </w:r>
-                </w:p>
-              </w:tc>
-              <w:tc>
-                <w:tcPr/>
-                <w:p>
-                  <w:pPr>
-                    <w:pStyle w:val="Compact"/>
-                    <w:jc w:val="right"/>
-                    <w:jc w:val="center"/>
-                  </w:pPr>
-                  <w:r>
-                    <w:t xml:space="preserve">745.4041</w:t>
+                    <w:t xml:space="preserve">317.6924</w:t>
+                  </w:r>
+                </w:p>
+              </w:tc>
+              <w:tc>
+                <w:tcPr/>
+                <w:p>
+                  <w:pPr>
+                    <w:pStyle w:val="Compact"/>
+                    <w:jc w:val="right"/>
+                    <w:jc w:val="center"/>
+                  </w:pPr>
+                  <w:r>
+                    <w:t xml:space="preserve">2684.456</w:t>
                   </w:r>
                 </w:p>
               </w:tc>
@@ -827,7 +827,7 @@
                     <w:jc w:val="center"/>
                   </w:pPr>
                   <w:r>
-                    <w:t xml:space="preserve">13074049</w:t>
+                    <w:t xml:space="preserve">15083565</w:t>
                   </w:r>
                 </w:p>
               </w:tc>
@@ -840,7 +840,7 @@
                     <w:jc w:val="center"/>
                   </w:pPr>
                   <w:r>
-                    <w:t xml:space="preserve">Lüdersdorf</w:t>
+                    <w:t xml:space="preserve">Wolmirstedt, Stadt</w:t>
                   </w:r>
                 </w:p>
               </w:tc>
@@ -853,33 +853,33 @@
                     <w:jc w:val="center"/>
                   </w:pPr>
                   <w:r>
-                    <w:t xml:space="preserve">Kreisangehörige Gemeinde</w:t>
-                  </w:r>
-                </w:p>
-              </w:tc>
-              <w:tc>
-                <w:tcPr/>
-                <w:p>
-                  <w:pPr>
-                    <w:pStyle w:val="Compact"/>
-                    <w:jc w:val="right"/>
-                    <w:jc w:val="center"/>
-                  </w:pPr>
-                  <w:r>
-                    <w:t xml:space="preserve">5308</w:t>
-                  </w:r>
-                </w:p>
-              </w:tc>
-              <w:tc>
-                <w:tcPr/>
-                <w:p>
-                  <w:pPr>
-                    <w:pStyle w:val="Compact"/>
-                    <w:jc w:val="right"/>
-                    <w:jc w:val="center"/>
-                  </w:pPr>
-                  <w:r>
-                    <w:t xml:space="preserve">5476</w:t>
+                    <w:t xml:space="preserve">Stadt</w:t>
+                  </w:r>
+                </w:p>
+              </w:tc>
+              <w:tc>
+                <w:tcPr/>
+                <w:p>
+                  <w:pPr>
+                    <w:pStyle w:val="Compact"/>
+                    <w:jc w:val="right"/>
+                    <w:jc w:val="center"/>
+                  </w:pPr>
+                  <w:r>
+                    <w:t xml:space="preserve">11371</w:t>
+                  </w:r>
+                </w:p>
+              </w:tc>
+              <w:tc>
+                <w:tcPr/>
+                <w:p>
+                  <w:pPr>
+                    <w:pStyle w:val="Compact"/>
+                    <w:jc w:val="right"/>
+                    <w:jc w:val="center"/>
+                  </w:pPr>
+                  <w:r>
+                    <w:t xml:space="preserve">5427</w:t>
                   </w:r>
                 </w:p>
               </w:tc>
@@ -931,20 +931,20 @@
                     <w:jc w:val="center"/>
                   </w:pPr>
                   <w:r>
-                    <w:t xml:space="preserve">524.35048</w:t>
-                  </w:r>
-                </w:p>
-              </w:tc>
-              <w:tc>
-                <w:tcPr/>
-                <w:p>
-                  <w:pPr>
-                    <w:pStyle w:val="Compact"/>
-                    <w:jc w:val="right"/>
-                    <w:jc w:val="center"/>
-                  </w:pPr>
-                  <w:r>
-                    <w:t xml:space="preserve">4430.6886</w:t>
+                    <w:t xml:space="preserve">1123.2836</w:t>
+                  </w:r>
+                </w:p>
+              </w:tc>
+              <w:tc>
+                <w:tcPr/>
+                <w:p>
+                  <w:pPr>
+                    <w:pStyle w:val="Compact"/>
+                    <w:jc w:val="right"/>
+                    <w:jc w:val="center"/>
+                  </w:pPr>
+                  <w:r>
+                    <w:t xml:space="preserve">9491.590</w:t>
                   </w:r>
                 </w:p>
               </w:tc>
